--- a/edt/word/EDT_Modulo_02_Sesiones_Terapeuticas.docx
+++ b/edt/word/EDT_Modulo_02_Sesiones_Terapeuticas.docx
@@ -298,12 +298,7 @@
           </w:tcPr>
           <w:p>
             <w:r>
-              <w:rPr>
-                <w:rFonts w:ascii="Calibri" w:hAnsi="Calibri"/>
-                <w:color w:val="2C3E50"/>
-                <w:sz w:val="22"/>
-              </w:rPr>
-              <w:t>Joan Mora Rojas</w:t>
+              <w:t>Jose Alonso Porras Ramirez</w:t>
             </w:r>
           </w:p>
         </w:tc>
@@ -11773,11 +11768,7 @@
           </w:tcPr>
           <w:p>
             <w:r>
-              <w:rPr>
-                <w:rFonts w:ascii="Calibri" w:hAnsi="Calibri"/>
-                <w:sz w:val="18"/>
-              </w:rPr>
-              <w:t>Joan Mora Rojas</w:t>
+              <w:t>Jose Alonso Porras Ramirez</w:t>
             </w:r>
           </w:p>
         </w:tc>
